--- a/docs/downloads/william-gurnall/تم/doc_0529.docx
+++ b/docs/downloads/william-gurnall/تم/doc_0529.docx
@@ -1,6 +1,6 @@
 
 <file path=word/document.xml><?xml version="1.0" encoding="utf-8"?>
-<w:document xmlns:wpc="http://schemas.microsoft.com/office/word/2010/wordprocessingCanvas" xmlns:cx="http://schemas.microsoft.com/office/drawing/2014/chartex" xmlns:cx1="http://schemas.microsoft.com/office/drawing/2015/9/8/chartex" xmlns:cx2="http://schemas.microsoft.com/office/drawing/2015/10/21/chartex" xmlns:cx3="http://schemas.microsoft.com/office/drawing/2016/5/9/chartex" xmlns:cx4="http://schemas.microsoft.com/office/drawing/2016/5/10/chartex" xmlns:cx5="http://schemas.microsoft.com/office/drawing/2016/5/11/chartex" xmlns:cx6="http://schemas.microsoft.com/office/drawing/2016/5/12/chartex" xmlns:cx7="http://schemas.microsoft.com/office/drawing/2016/5/13/chartex" xmlns:cx8="http://schemas.microsoft.com/office/drawing/2016/5/14/chartex" xmlns:mc="http://schemas.openxmlformats.org/markup-compatibility/2006" xmlns:aink="http://schemas.microsoft.com/office/drawing/2016/ink" xmlns:am3d="http://schemas.microsoft.com/office/drawing/2017/model3d" xmlns:o="urn:schemas-microsoft-com:office:office" xmlns:oel="http://schemas.microsoft.com/office/2019/extlst" xmlns:r="http://schemas.openxmlformats.org/officeDocument/2006/relationships" xmlns:m="http://schemas.openxmlformats.org/officeDocument/2006/math" xmlns:v="urn:schemas-microsoft-com:vml" xmlns:wp14="http://schemas.microsoft.com/office/word/2010/wordprocessingDrawing" xmlns:wp="http://schemas.openxmlformats.org/drawingml/2006/wordprocessingDrawing" xmlns:w10="urn:schemas-microsoft-com:office:word" xmlns:w="http://schemas.openxmlformats.org/wordprocessingml/2006/main" xmlns:w14="http://schemas.microsoft.com/office/word/2010/wordml" xmlns:w15="http://schemas.microsoft.com/office/word/2012/wordml" xmlns:w16cex="http://schemas.microsoft.com/office/word/2018/wordml/cex" xmlns:w16cid="http://schemas.microsoft.com/office/word/2016/wordml/cid" xmlns:w16="http://schemas.microsoft.com/office/word/2018/wordml" xmlns:w16sdtdh="http://schemas.microsoft.com/office/word/2020/wordml/sdtdatahash" xmlns:w16se="http://schemas.microsoft.com/office/word/2015/wordml/symex" xmlns:wpg="http://schemas.microsoft.com/office/word/2010/wordprocessingGroup" xmlns:wpi="http://schemas.microsoft.com/office/word/2010/wordprocessingInk" xmlns:wne="http://schemas.microsoft.com/office/word/2006/wordml" xmlns:wps="http://schemas.microsoft.com/office/word/2010/wordprocessingShape" mc:Ignorable="w14 w15 w16se w16cid w16 w16cex w16sdtdh wp14">
+<w:document xmlns:wpc="http://schemas.microsoft.com/office/word/2010/wordprocessingCanvas" xmlns:cx="http://schemas.microsoft.com/office/drawing/2014/chartex" xmlns:cx1="http://schemas.microsoft.com/office/drawing/2015/9/8/chartex" xmlns:cx2="http://schemas.microsoft.com/office/drawing/2015/10/21/chartex" xmlns:cx3="http://schemas.microsoft.com/office/drawing/2016/5/9/chartex" xmlns:cx4="http://schemas.microsoft.com/office/drawing/2016/5/10/chartex" xmlns:cx5="http://schemas.microsoft.com/office/drawing/2016/5/11/chartex" xmlns:cx6="http://schemas.microsoft.com/office/drawing/2016/5/12/chartex" xmlns:cx7="http://schemas.microsoft.com/office/drawing/2016/5/13/chartex" xmlns:cx8="http://schemas.microsoft.com/office/drawing/2016/5/14/chartex" xmlns:mc="http://schemas.openxmlformats.org/markup-compatibility/2006" xmlns:aink="http://schemas.microsoft.com/office/drawing/2016/ink" xmlns:am3d="http://schemas.microsoft.com/office/drawing/2017/model3d" xmlns:o="urn:schemas-microsoft-com:office:office" xmlns:oel="http://schemas.microsoft.com/office/2019/extlst" xmlns:r="http://schemas.openxmlformats.org/officeDocument/2006/relationships" xmlns:m="http://schemas.openxmlformats.org/officeDocument/2006/math" xmlns:v="urn:schemas-microsoft-com:vml" xmlns:wp14="http://schemas.microsoft.com/office/word/2010/wordprocessingDrawing" xmlns:wp="http://schemas.openxmlformats.org/drawingml/2006/wordprocessingDrawing" xmlns:w10="urn:schemas-microsoft-com:office:word" xmlns:w="http://schemas.openxmlformats.org/wordprocessingml/2006/main" xmlns:w14="http://schemas.microsoft.com/office/word/2010/wordml" xmlns:w15="http://schemas.microsoft.com/office/word/2012/wordml" xmlns:w16cex="http://schemas.microsoft.com/office/word/2018/wordml/cex" xmlns:w16cid="http://schemas.microsoft.com/office/word/2016/wordml/cid" xmlns:w16="http://schemas.microsoft.com/office/word/2018/wordml" xmlns:w16du="http://schemas.microsoft.com/office/word/2023/wordml/word16du" xmlns:w16sdtdh="http://schemas.microsoft.com/office/word/2020/wordml/sdtdatahash" xmlns:w16se="http://schemas.microsoft.com/office/word/2015/wordml/symex" xmlns:wpg="http://schemas.microsoft.com/office/word/2010/wordprocessingGroup" xmlns:wpi="http://schemas.microsoft.com/office/word/2010/wordprocessingInk" xmlns:wne="http://schemas.microsoft.com/office/word/2006/wordml" xmlns:wps="http://schemas.microsoft.com/office/word/2010/wordprocessingShape" mc:Ignorable="w14 w15 w16se w16cid w16 w16cex w16sdtdh w16du wp14">
   <w:body>
     <w:p>
       <w:pPr>
@@ -8,286 +8,116 @@
           <w:rtl/>
         </w:rPr>
       </w:pPr>
-      <w:r>
-        <w:fldChar w:fldCharType="begin"/>
-      </w:r>
-      <w:r>
-        <w:instrText>HYPERLINK "https://www.bibelstudium.de/articles/1504/gebet-wie-beten-wir-1.html"</w:instrText>
-      </w:r>
-      <w:r>
-        <w:fldChar w:fldCharType="separate"/>
-      </w:r>
-      <w:r>
-        <w:rPr>
-          <w:rStyle w:val="Hyperlink"/>
-          <w:rtl/>
-        </w:rPr>
-        <w:t>الصلاة - ك</w:t>
-      </w:r>
-      <w:r>
-        <w:rPr>
-          <w:rStyle w:val="Hyperlink"/>
-          <w:rtl/>
-        </w:rPr>
-        <w:t>ي</w:t>
-      </w:r>
-      <w:r>
-        <w:rPr>
-          <w:rStyle w:val="Hyperlink"/>
-          <w:rtl/>
-        </w:rPr>
-        <w:t>ف نصلي</w:t>
-      </w:r>
-      <w:r>
-        <w:rPr>
-          <w:rStyle w:val="Hyperlink"/>
-        </w:rPr>
-        <w:fldChar w:fldCharType="end"/>
-      </w:r>
+      <w:hyperlink r:id="rId4" w:history="1">
+        <w:r>
+          <w:rPr>
+            <w:rStyle w:val="Hyperlink"/>
+            <w:rtl/>
+          </w:rPr>
+          <w:t>الصلاة - ما هي الصلاة؟</w:t>
+        </w:r>
+      </w:hyperlink>
     </w:p>
     <w:p>
       <w:pPr>
         <w:bidi w:val="0"/>
       </w:pPr>
       <w:r>
-        <w:t xml:space="preserve">William </w:t>
-      </w:r>
-      <w:proofErr w:type="spellStart"/>
-      <w:r>
-        <w:t>Gurnall</w:t>
-      </w:r>
-      <w:proofErr w:type="spellEnd"/>
+        <w:t>William Gurnall</w:t>
+      </w:r>
     </w:p>
     <w:p>
       <w:pPr>
         <w:rPr>
           <w:rtl/>
+          <w:lang w:bidi="ar-SA"/>
         </w:rPr>
       </w:pPr>
       <w:r>
         <w:rPr>
           <w:rFonts w:hint="cs"/>
           <w:rtl/>
-        </w:rPr>
-        <w:t>صلِّ بصدق! الصلاة هي عمل فيه أمرنا مباشرة مع الله العظيم الذي نقترب إليه في الصلاة. إنه واجب مقدس جدًا أكثر مما يمكن أن نقوم به في نعاس وبعيون ناعسة وقلوب تميل للنوم. والله ندّد بذلك قائلاً: "</w:t>
-      </w:r>
-      <w:r>
-        <w:rPr>
-          <w:rFonts w:ascii="Arial" w:hAnsi="Arial" w:cs="Arial" w:hint="cs"/>
-          <w:rtl/>
-        </w:rPr>
-        <w:t>​</w:t>
+          <w:lang w:bidi="ar-SA"/>
+        </w:rPr>
+        <w:t xml:space="preserve">الصلاة </w:t>
+      </w:r>
+      <w:r>
+        <w:rPr>
+          <w:rtl/>
+          <w:lang w:bidi="ar-SA"/>
+        </w:rPr>
+        <w:t>–</w:t>
       </w:r>
       <w:r>
         <w:rPr>
           <w:rFonts w:hint="cs"/>
           <w:rtl/>
-        </w:rPr>
-        <w:t>وَلَيْسَ</w:t>
-      </w:r>
-      <w:r>
-        <w:rPr>
-          <w:rtl/>
-        </w:rPr>
-        <w:t xml:space="preserve"> </w:t>
-      </w:r>
-      <w:r>
-        <w:rPr>
-          <w:rFonts w:hint="cs"/>
-          <w:rtl/>
-        </w:rPr>
-        <w:t>مَنْ</w:t>
-      </w:r>
-      <w:r>
-        <w:rPr>
-          <w:rtl/>
-        </w:rPr>
-        <w:t xml:space="preserve"> </w:t>
-      </w:r>
-      <w:r>
-        <w:rPr>
-          <w:rFonts w:hint="cs"/>
-          <w:rtl/>
-        </w:rPr>
-        <w:t>يَدْعُو</w:t>
-      </w:r>
-      <w:r>
-        <w:rPr>
-          <w:rtl/>
-        </w:rPr>
-        <w:t xml:space="preserve"> </w:t>
-      </w:r>
-      <w:r>
-        <w:rPr>
-          <w:rFonts w:hint="cs"/>
-          <w:rtl/>
-        </w:rPr>
-        <w:t>بِاسْمِكَ</w:t>
-      </w:r>
-      <w:r>
-        <w:rPr>
-          <w:rtl/>
-        </w:rPr>
-        <w:t xml:space="preserve"> </w:t>
-      </w:r>
-      <w:r>
-        <w:rPr>
-          <w:rFonts w:hint="cs"/>
-          <w:rtl/>
-        </w:rPr>
-        <w:t>أَوْ</w:t>
-      </w:r>
-      <w:r>
-        <w:rPr>
-          <w:rtl/>
-        </w:rPr>
-        <w:t xml:space="preserve"> </w:t>
-      </w:r>
-      <w:r>
-        <w:rPr>
-          <w:rFonts w:hint="cs"/>
-          <w:rtl/>
-        </w:rPr>
-        <w:t>يَنْتَبِهُ</w:t>
-      </w:r>
-      <w:r>
-        <w:rPr>
-          <w:rtl/>
-        </w:rPr>
-        <w:t xml:space="preserve"> </w:t>
-      </w:r>
-      <w:r>
-        <w:rPr>
-          <w:rFonts w:hint="cs"/>
-          <w:rtl/>
-        </w:rPr>
-        <w:t>لِيَتَمَسَّكَ</w:t>
-      </w:r>
-      <w:r>
-        <w:rPr>
-          <w:rtl/>
-        </w:rPr>
-        <w:t xml:space="preserve"> </w:t>
-      </w:r>
-      <w:r>
-        <w:rPr>
-          <w:rFonts w:hint="cs"/>
-          <w:rtl/>
-        </w:rPr>
-        <w:t>بِكَ،</w:t>
-      </w:r>
-      <w:r>
-        <w:rPr>
-          <w:rFonts w:hint="cs"/>
-          <w:rtl/>
-        </w:rPr>
-        <w:t xml:space="preserve">" (إشعياء 64: 7). هو لا يقيّمها كصلاة إن لم ينهض القلب وكان متيقظًا. إن تصرفنا في الصلاة له تأثير شامل على كل حياتنا. كيفما يكون الإنسان في الصلاة هكذا هو في أي مكان آخر. إن كان غير مبالٍ في الصلاة، فهو أيضًا كذلك في الاستماع ومتهاون في سلوكه. الصلاة هي القناة التي يجري فيها نهر النعمة الإلهية، البركة والعزاء من الله إلى القلب. سدّ القناة والنهر لن يعود </w:t>
-      </w:r>
-      <w:r>
-        <w:rPr>
-          <w:rFonts w:hint="cs"/>
-          <w:rtl/>
-        </w:rPr>
-        <w:t>يجري ثانية.</w:t>
+          <w:lang w:bidi="ar-SA"/>
+        </w:rPr>
+        <w:t xml:space="preserve"> علامة حياة.</w:t>
       </w:r>
     </w:p>
     <w:p>
       <w:pPr>
         <w:rPr>
-          <w:rtl/>
+          <w:rFonts w:hint="cs"/>
+          <w:lang w:bidi="ar-SA"/>
         </w:rPr>
       </w:pPr>
       <w:r>
         <w:rPr>
           <w:rFonts w:hint="cs"/>
           <w:rtl/>
-        </w:rPr>
-        <w:t>صلِّ باستقامة قلب! "</w:t>
-      </w:r>
-      <w:r>
-        <w:rPr>
-          <w:rtl/>
-        </w:rPr>
-        <w:t>إِنْ رَاعَيْتُ إِثْمًا فِي قَلْبِي لاَ يَسْتَمِعُ لِيَ الرَّبُّ.</w:t>
+          <w:lang w:bidi="ar-SA"/>
+        </w:rPr>
+        <w:t xml:space="preserve">ما هي الصلاة غير أن نتنفس النعمة التي يبثها في نفوسنا الروح </w:t>
       </w:r>
       <w:r>
         <w:rPr>
           <w:rFonts w:hint="cs"/>
           <w:rtl/>
-        </w:rPr>
-        <w:t xml:space="preserve">" (مزمور 66: 18). عندما يرفض الله بأن يستمع فيمكننا أن نكون متأكدين بأن الروح أيضًا يرفض عونه، لأن الله لا يصدّ أية صلاة البتة قامت بروحه. هل تنجست بخطية عن وعي؟ فلا تعتقد أن الله سيعينك في الصلاة قبل أن يعينك بأن تتوب. هو سيأخذك أولاً إلى المرحضة ومن ثم </w:t>
-      </w:r>
-      <w:proofErr w:type="spellStart"/>
+          <w:lang w:bidi="ar-SA"/>
+        </w:rPr>
+        <w:t>ا</w:t>
+      </w:r>
       <w:r>
         <w:rPr>
           <w:rFonts w:hint="cs"/>
           <w:rtl/>
-        </w:rPr>
-        <w:t>سيصطحبك</w:t>
-      </w:r>
-      <w:proofErr w:type="spellEnd"/>
+          <w:lang w:bidi="ar-SA"/>
+        </w:rPr>
+        <w:t>لقدس؟ حينما نفخ الله نسمة حياة في الإنسان أصبح نفسًا حية. وعندما ينفخ الله نسمة حياة روحية في الكائن يصبح نفسًا مصلية. "</w:t>
+      </w:r>
+      <w:r>
+        <w:rPr>
+          <w:rtl/>
+          <w:lang w:bidi="ar-SA"/>
+        </w:rPr>
+        <w:t>هُوَذَا يُصَلِّ</w:t>
+      </w:r>
       <w:r>
         <w:rPr>
           <w:rFonts w:hint="cs"/>
           <w:rtl/>
-        </w:rPr>
-        <w:t xml:space="preserve"> إلى المذبح.</w:t>
-      </w:r>
-    </w:p>
-    <w:p>
+          <w:lang w:bidi="ar-SA"/>
+        </w:rPr>
+        <w:t xml:space="preserve">" قال الله لحنانيا عن بولس (أعمال الرسل 9: 11). الصلاة بالنسبة للخليقة الجديدة هي الصرخة في الخليقة الطبيعية. الطفل غير مجبر أن يتعلم بأن يصرخ فهو يخرج صارخًا إلى العالم. هكذا الصلاة أيضًا لا نتعلمها بالعوائد والقواعد، وإنما </w:t>
+      </w:r>
       <w:r>
         <w:rPr>
           <w:rFonts w:hint="cs"/>
           <w:rtl/>
-        </w:rPr>
-        <w:t xml:space="preserve">احترس من أن تصلي بتحفّظ. تخلّص من الشيء الذي سيحررك الله منه. ... كل مَن لا يرغب بأن يتطهر من قذارة الخطية، سيصلي عبثًا بأن يتحرر من ذنبه. إن أحببنا عمل الخطية فلا بد وأن نقبل أجرتها أيضًا. القلب </w:t>
+          <w:lang w:bidi="ar-SA"/>
+        </w:rPr>
+        <w:t>هي</w:t>
       </w:r>
       <w:r>
         <w:rPr>
           <w:rFonts w:hint="cs"/>
           <w:rtl/>
-        </w:rPr>
-        <w:t>المخدوع</w:t>
-      </w:r>
-      <w:r>
-        <w:rPr>
-          <w:rFonts w:hint="cs"/>
-          <w:rtl/>
-        </w:rPr>
-        <w:t xml:space="preserve"> قد يتمنى بأن تُستر خطيته، لكن القلب الصادق يرغب بأن يتطهر منها. داود طلب قلبًا نقيًا </w:t>
-      </w:r>
-      <w:r>
-        <w:rPr>
-          <w:rFonts w:hint="cs"/>
-          <w:rtl/>
-        </w:rPr>
-        <w:t>وضميرًا هادئًا (مسالمًا): "</w:t>
-      </w:r>
-      <w:r>
-        <w:rPr>
-          <w:rtl/>
-        </w:rPr>
-        <w:t xml:space="preserve"> وَامْحُ كُلَّ آثامِي.  10قَلْبًا نَقِيًّا اخْلُقْ فِيَّ يَا اَللهُ،</w:t>
-      </w:r>
-      <w:r>
-        <w:rPr>
-          <w:rFonts w:hint="cs"/>
-          <w:rtl/>
-        </w:rPr>
-        <w:t xml:space="preserve">" (مزمور 51: 9 </w:t>
-      </w:r>
-      <w:r>
-        <w:rPr>
-          <w:rtl/>
-        </w:rPr>
-        <w:t>–</w:t>
-      </w:r>
-      <w:r>
-        <w:rPr>
-          <w:rFonts w:hint="cs"/>
-          <w:rtl/>
-        </w:rPr>
-        <w:t xml:space="preserve"> 10). إن أكثر مكان فيه تخدعنا قلوبنا هو في صلواتنا. ولا في أي طلبات أكثر من الطلبات ضد شهواتنا. إن أقل ما نفكّر فيه هو على الأغلب أكثر ما نخطط لعمله ... ربما صلاة أحد المؤمنين تحيد عن مسارها لأنه لا زال في قلبه غيظ خفي على أخيه.</w:t>
+          <w:lang w:bidi="ar-SA"/>
+        </w:rPr>
+        <w:t xml:space="preserve"> فيض الحياة الجديدة.</w:t>
       </w:r>
     </w:p>
     <w:sectPr>
@@ -301,7 +131,7 @@
 </file>
 
 <file path=word/styles.xml><?xml version="1.0" encoding="utf-8"?>
-<w:styles xmlns:mc="http://schemas.openxmlformats.org/markup-compatibility/2006" xmlns:r="http://schemas.openxmlformats.org/officeDocument/2006/relationships" xmlns:w="http://schemas.openxmlformats.org/wordprocessingml/2006/main" xmlns:w14="http://schemas.microsoft.com/office/word/2010/wordml" xmlns:w15="http://schemas.microsoft.com/office/word/2012/wordml" xmlns:w16cex="http://schemas.microsoft.com/office/word/2018/wordml/cex" xmlns:w16cid="http://schemas.microsoft.com/office/word/2016/wordml/cid" xmlns:w16="http://schemas.microsoft.com/office/word/2018/wordml" xmlns:w16sdtdh="http://schemas.microsoft.com/office/word/2020/wordml/sdtdatahash" xmlns:w16se="http://schemas.microsoft.com/office/word/2015/wordml/symex" mc:Ignorable="w14 w15 w16se w16cid w16 w16cex w16sdtdh">
+<w:styles xmlns:mc="http://schemas.openxmlformats.org/markup-compatibility/2006" xmlns:r="http://schemas.openxmlformats.org/officeDocument/2006/relationships" xmlns:w="http://schemas.openxmlformats.org/wordprocessingml/2006/main" xmlns:w14="http://schemas.microsoft.com/office/word/2010/wordml" xmlns:w15="http://schemas.microsoft.com/office/word/2012/wordml" xmlns:w16cex="http://schemas.microsoft.com/office/word/2018/wordml/cex" xmlns:w16cid="http://schemas.microsoft.com/office/word/2016/wordml/cid" xmlns:w16="http://schemas.microsoft.com/office/word/2018/wordml" xmlns:w16du="http://schemas.microsoft.com/office/word/2023/wordml/word16du" xmlns:w16sdtdh="http://schemas.microsoft.com/office/word/2020/wordml/sdtdatahash" xmlns:w16se="http://schemas.microsoft.com/office/word/2015/wordml/symex" mc:Ignorable="w14 w15 w16se w16cid w16 w16cex w16sdtdh w16du">
   <w:docDefaults>
     <w:rPrDefault>
       <w:rPr>
@@ -703,6 +533,7 @@
     <w:name w:val="Normal"/>
     <w:qFormat/>
     <w:rPr>
+      <w:noProof/>
       <w:lang w:bidi="ar-EG"/>
     </w:rPr>
   </w:style>
@@ -738,7 +569,7 @@
     <w:basedOn w:val="DefaultParagraphFont"/>
     <w:uiPriority w:val="99"/>
     <w:unhideWhenUsed/>
-    <w:rsid w:val="00037142"/>
+    <w:rsid w:val="00056FFF"/>
     <w:rPr>
       <w:color w:val="0563C1" w:themeColor="hyperlink"/>
       <w:u w:val="single"/>
@@ -750,22 +581,10 @@
     <w:uiPriority w:val="99"/>
     <w:semiHidden/>
     <w:unhideWhenUsed/>
-    <w:rsid w:val="00037142"/>
+    <w:rsid w:val="00056FFF"/>
     <w:rPr>
       <w:color w:val="605E5C"/>
       <w:shd w:val="clear" w:color="auto" w:fill="E1DFDD"/>
-    </w:rPr>
-  </w:style>
-  <w:style w:type="character" w:styleId="FollowedHyperlink">
-    <w:name w:val="FollowedHyperlink"/>
-    <w:basedOn w:val="DefaultParagraphFont"/>
-    <w:uiPriority w:val="99"/>
-    <w:semiHidden/>
-    <w:unhideWhenUsed/>
-    <w:rsid w:val="00B77956"/>
-    <w:rPr>
-      <w:color w:val="954F72" w:themeColor="followedHyperlink"/>
-      <w:u w:val="single"/>
     </w:rPr>
   </w:style>
 </w:styles>

--- a/docs/downloads/william-gurnall/تم/doc_0529.docx
+++ b/docs/downloads/william-gurnall/تم/doc_0529.docx
@@ -1,6 +1,6 @@
 
 <file path=word/document.xml><?xml version="1.0" encoding="utf-8"?>
-<w:document xmlns:wpc="http://schemas.microsoft.com/office/word/2010/wordprocessingCanvas" xmlns:cx="http://schemas.microsoft.com/office/drawing/2014/chartex" xmlns:cx1="http://schemas.microsoft.com/office/drawing/2015/9/8/chartex" xmlns:cx2="http://schemas.microsoft.com/office/drawing/2015/10/21/chartex" xmlns:cx3="http://schemas.microsoft.com/office/drawing/2016/5/9/chartex" xmlns:cx4="http://schemas.microsoft.com/office/drawing/2016/5/10/chartex" xmlns:cx5="http://schemas.microsoft.com/office/drawing/2016/5/11/chartex" xmlns:cx6="http://schemas.microsoft.com/office/drawing/2016/5/12/chartex" xmlns:cx7="http://schemas.microsoft.com/office/drawing/2016/5/13/chartex" xmlns:cx8="http://schemas.microsoft.com/office/drawing/2016/5/14/chartex" xmlns:mc="http://schemas.openxmlformats.org/markup-compatibility/2006" xmlns:aink="http://schemas.microsoft.com/office/drawing/2016/ink" xmlns:am3d="http://schemas.microsoft.com/office/drawing/2017/model3d" xmlns:o="urn:schemas-microsoft-com:office:office" xmlns:oel="http://schemas.microsoft.com/office/2019/extlst" xmlns:r="http://schemas.openxmlformats.org/officeDocument/2006/relationships" xmlns:m="http://schemas.openxmlformats.org/officeDocument/2006/math" xmlns:v="urn:schemas-microsoft-com:vml" xmlns:wp14="http://schemas.microsoft.com/office/word/2010/wordprocessingDrawing" xmlns:wp="http://schemas.openxmlformats.org/drawingml/2006/wordprocessingDrawing" xmlns:w10="urn:schemas-microsoft-com:office:word" xmlns:w="http://schemas.openxmlformats.org/wordprocessingml/2006/main" xmlns:w14="http://schemas.microsoft.com/office/word/2010/wordml" xmlns:w15="http://schemas.microsoft.com/office/word/2012/wordml" xmlns:w16cex="http://schemas.microsoft.com/office/word/2018/wordml/cex" xmlns:w16cid="http://schemas.microsoft.com/office/word/2016/wordml/cid" xmlns:w16="http://schemas.microsoft.com/office/word/2018/wordml" xmlns:w16du="http://schemas.microsoft.com/office/word/2023/wordml/word16du" xmlns:w16sdtdh="http://schemas.microsoft.com/office/word/2020/wordml/sdtdatahash" xmlns:w16se="http://schemas.microsoft.com/office/word/2015/wordml/symex" xmlns:wpg="http://schemas.microsoft.com/office/word/2010/wordprocessingGroup" xmlns:wpi="http://schemas.microsoft.com/office/word/2010/wordprocessingInk" xmlns:wne="http://schemas.microsoft.com/office/word/2006/wordml" xmlns:wps="http://schemas.microsoft.com/office/word/2010/wordprocessingShape" mc:Ignorable="w14 w15 w16se w16cid w16 w16cex w16sdtdh w16du wp14">
+<w:document xmlns:wpc="http://schemas.microsoft.com/office/word/2010/wordprocessingCanvas" xmlns:cx="http://schemas.microsoft.com/office/drawing/2014/chartex" xmlns:cx1="http://schemas.microsoft.com/office/drawing/2015/9/8/chartex" xmlns:cx2="http://schemas.microsoft.com/office/drawing/2015/10/21/chartex" xmlns:cx3="http://schemas.microsoft.com/office/drawing/2016/5/9/chartex" xmlns:cx4="http://schemas.microsoft.com/office/drawing/2016/5/10/chartex" xmlns:cx5="http://schemas.microsoft.com/office/drawing/2016/5/11/chartex" xmlns:cx6="http://schemas.microsoft.com/office/drawing/2016/5/12/chartex" xmlns:cx7="http://schemas.microsoft.com/office/drawing/2016/5/13/chartex" xmlns:cx8="http://schemas.microsoft.com/office/drawing/2016/5/14/chartex" xmlns:mc="http://schemas.openxmlformats.org/markup-compatibility/2006" xmlns:aink="http://schemas.microsoft.com/office/drawing/2016/ink" xmlns:am3d="http://schemas.microsoft.com/office/drawing/2017/model3d" xmlns:o="urn:schemas-microsoft-com:office:office" xmlns:oel="http://schemas.microsoft.com/office/2019/extlst" xmlns:r="http://schemas.openxmlformats.org/officeDocument/2006/relationships" xmlns:m="http://schemas.openxmlformats.org/officeDocument/2006/math" xmlns:v="urn:schemas-microsoft-com:vml" xmlns:wp14="http://schemas.microsoft.com/office/word/2010/wordprocessingDrawing" xmlns:wp="http://schemas.openxmlformats.org/drawingml/2006/wordprocessingDrawing" xmlns:w10="urn:schemas-microsoft-com:office:word" xmlns:w="http://schemas.openxmlformats.org/wordprocessingml/2006/main" xmlns:w14="http://schemas.microsoft.com/office/word/2010/wordml" xmlns:w15="http://schemas.microsoft.com/office/word/2012/wordml" xmlns:w16cex="http://schemas.microsoft.com/office/word/2018/wordml/cex" xmlns:w16cid="http://schemas.microsoft.com/office/word/2016/wordml/cid" xmlns:w16="http://schemas.microsoft.com/office/word/2018/wordml" xmlns:w16sdtdh="http://schemas.microsoft.com/office/word/2020/wordml/sdtdatahash" xmlns:w16se="http://schemas.microsoft.com/office/word/2015/wordml/symex" xmlns:wpg="http://schemas.microsoft.com/office/word/2010/wordprocessingGroup" xmlns:wpi="http://schemas.microsoft.com/office/word/2010/wordprocessingInk" xmlns:wne="http://schemas.microsoft.com/office/word/2006/wordml" xmlns:wps="http://schemas.microsoft.com/office/word/2010/wordprocessingShape" mc:Ignorable="w14 w15 w16se w16cid w16 w16cex w16sdtdh wp14">
   <w:body>
     <w:p>
       <w:pPr>
@@ -8,116 +8,286 @@
           <w:rtl/>
         </w:rPr>
       </w:pPr>
-      <w:hyperlink r:id="rId4" w:history="1">
-        <w:r>
-          <w:rPr>
-            <w:rStyle w:val="Hyperlink"/>
-            <w:rtl/>
-          </w:rPr>
-          <w:t>الصلاة - ما هي الصلاة؟</w:t>
-        </w:r>
-      </w:hyperlink>
+      <w:r>
+        <w:fldChar w:fldCharType="begin"/>
+      </w:r>
+      <w:r>
+        <w:instrText>HYPERLINK "https://www.bibelstudium.de/articles/1504/gebet-wie-beten-wir-1.html"</w:instrText>
+      </w:r>
+      <w:r>
+        <w:fldChar w:fldCharType="separate"/>
+      </w:r>
+      <w:r>
+        <w:rPr>
+          <w:rStyle w:val="Hyperlink"/>
+          <w:rtl/>
+        </w:rPr>
+        <w:t>الصلاة - ك</w:t>
+      </w:r>
+      <w:r>
+        <w:rPr>
+          <w:rStyle w:val="Hyperlink"/>
+          <w:rtl/>
+        </w:rPr>
+        <w:t>ي</w:t>
+      </w:r>
+      <w:r>
+        <w:rPr>
+          <w:rStyle w:val="Hyperlink"/>
+          <w:rtl/>
+        </w:rPr>
+        <w:t>ف نصلي</w:t>
+      </w:r>
+      <w:r>
+        <w:rPr>
+          <w:rStyle w:val="Hyperlink"/>
+        </w:rPr>
+        <w:fldChar w:fldCharType="end"/>
+      </w:r>
     </w:p>
     <w:p>
       <w:pPr>
         <w:bidi w:val="0"/>
       </w:pPr>
       <w:r>
-        <w:t>William Gurnall</w:t>
-      </w:r>
+        <w:t xml:space="preserve">William </w:t>
+      </w:r>
+      <w:proofErr w:type="spellStart"/>
+      <w:r>
+        <w:t>Gurnall</w:t>
+      </w:r>
+      <w:proofErr w:type="spellEnd"/>
     </w:p>
     <w:p>
       <w:pPr>
         <w:rPr>
           <w:rtl/>
-          <w:lang w:bidi="ar-SA"/>
         </w:rPr>
       </w:pPr>
       <w:r>
         <w:rPr>
           <w:rFonts w:hint="cs"/>
           <w:rtl/>
-          <w:lang w:bidi="ar-SA"/>
-        </w:rPr>
-        <w:t xml:space="preserve">الصلاة </w:t>
-      </w:r>
-      <w:r>
-        <w:rPr>
-          <w:rtl/>
-          <w:lang w:bidi="ar-SA"/>
-        </w:rPr>
-        <w:t>–</w:t>
-      </w:r>
-      <w:r>
-        <w:rPr>
-          <w:rFonts w:hint="cs"/>
-          <w:rtl/>
-          <w:lang w:bidi="ar-SA"/>
-        </w:rPr>
-        <w:t xml:space="preserve"> علامة حياة.</w:t>
+        </w:rPr>
+        <w:t>صلِّ بصدق! الصلاة هي عمل فيه أمرنا مباشرة مع الله العظيم الذي نقترب إليه في الصلاة. إنه واجب مقدس جدًا أكثر مما يمكن أن نقوم به في نعاس وبعيون ناعسة وقلوب تميل للنوم. والله ندّد بذلك قائلاً: "</w:t>
+      </w:r>
+      <w:r>
+        <w:rPr>
+          <w:rFonts w:ascii="Arial" w:hAnsi="Arial" w:cs="Arial" w:hint="cs"/>
+          <w:rtl/>
+        </w:rPr>
+        <w:t>​</w:t>
+      </w:r>
+      <w:r>
+        <w:rPr>
+          <w:rFonts w:hint="cs"/>
+          <w:rtl/>
+        </w:rPr>
+        <w:t>وَلَيْسَ</w:t>
+      </w:r>
+      <w:r>
+        <w:rPr>
+          <w:rtl/>
+        </w:rPr>
+        <w:t xml:space="preserve"> </w:t>
+      </w:r>
+      <w:r>
+        <w:rPr>
+          <w:rFonts w:hint="cs"/>
+          <w:rtl/>
+        </w:rPr>
+        <w:t>مَنْ</w:t>
+      </w:r>
+      <w:r>
+        <w:rPr>
+          <w:rtl/>
+        </w:rPr>
+        <w:t xml:space="preserve"> </w:t>
+      </w:r>
+      <w:r>
+        <w:rPr>
+          <w:rFonts w:hint="cs"/>
+          <w:rtl/>
+        </w:rPr>
+        <w:t>يَدْعُو</w:t>
+      </w:r>
+      <w:r>
+        <w:rPr>
+          <w:rtl/>
+        </w:rPr>
+        <w:t xml:space="preserve"> </w:t>
+      </w:r>
+      <w:r>
+        <w:rPr>
+          <w:rFonts w:hint="cs"/>
+          <w:rtl/>
+        </w:rPr>
+        <w:t>بِاسْمِكَ</w:t>
+      </w:r>
+      <w:r>
+        <w:rPr>
+          <w:rtl/>
+        </w:rPr>
+        <w:t xml:space="preserve"> </w:t>
+      </w:r>
+      <w:r>
+        <w:rPr>
+          <w:rFonts w:hint="cs"/>
+          <w:rtl/>
+        </w:rPr>
+        <w:t>أَوْ</w:t>
+      </w:r>
+      <w:r>
+        <w:rPr>
+          <w:rtl/>
+        </w:rPr>
+        <w:t xml:space="preserve"> </w:t>
+      </w:r>
+      <w:r>
+        <w:rPr>
+          <w:rFonts w:hint="cs"/>
+          <w:rtl/>
+        </w:rPr>
+        <w:t>يَنْتَبِهُ</w:t>
+      </w:r>
+      <w:r>
+        <w:rPr>
+          <w:rtl/>
+        </w:rPr>
+        <w:t xml:space="preserve"> </w:t>
+      </w:r>
+      <w:r>
+        <w:rPr>
+          <w:rFonts w:hint="cs"/>
+          <w:rtl/>
+        </w:rPr>
+        <w:t>لِيَتَمَسَّكَ</w:t>
+      </w:r>
+      <w:r>
+        <w:rPr>
+          <w:rtl/>
+        </w:rPr>
+        <w:t xml:space="preserve"> </w:t>
+      </w:r>
+      <w:r>
+        <w:rPr>
+          <w:rFonts w:hint="cs"/>
+          <w:rtl/>
+        </w:rPr>
+        <w:t>بِكَ،</w:t>
+      </w:r>
+      <w:r>
+        <w:rPr>
+          <w:rFonts w:hint="cs"/>
+          <w:rtl/>
+        </w:rPr>
+        <w:t xml:space="preserve">" (إشعياء 64: 7). هو لا يقيّمها كصلاة إن لم ينهض القلب وكان متيقظًا. إن تصرفنا في الصلاة له تأثير شامل على كل حياتنا. كيفما يكون الإنسان في الصلاة هكذا هو في أي مكان آخر. إن كان غير مبالٍ في الصلاة، فهو أيضًا كذلك في الاستماع ومتهاون في سلوكه. الصلاة هي القناة التي يجري فيها نهر النعمة الإلهية، البركة والعزاء من الله إلى القلب. سدّ القناة والنهر لن يعود </w:t>
+      </w:r>
+      <w:r>
+        <w:rPr>
+          <w:rFonts w:hint="cs"/>
+          <w:rtl/>
+        </w:rPr>
+        <w:t>يجري ثانية.</w:t>
       </w:r>
     </w:p>
     <w:p>
       <w:pPr>
         <w:rPr>
-          <w:rFonts w:hint="cs"/>
-          <w:lang w:bidi="ar-SA"/>
+          <w:rtl/>
         </w:rPr>
       </w:pPr>
       <w:r>
         <w:rPr>
           <w:rFonts w:hint="cs"/>
           <w:rtl/>
-          <w:lang w:bidi="ar-SA"/>
-        </w:rPr>
-        <w:t xml:space="preserve">ما هي الصلاة غير أن نتنفس النعمة التي يبثها في نفوسنا الروح </w:t>
-      </w:r>
-      <w:r>
-        <w:rPr>
-          <w:rFonts w:hint="cs"/>
-          <w:rtl/>
-          <w:lang w:bidi="ar-SA"/>
-        </w:rPr>
-        <w:t>ا</w:t>
-      </w:r>
-      <w:r>
-        <w:rPr>
-          <w:rFonts w:hint="cs"/>
-          <w:rtl/>
-          <w:lang w:bidi="ar-SA"/>
-        </w:rPr>
-        <w:t>لقدس؟ حينما نفخ الله نسمة حياة في الإنسان أصبح نفسًا حية. وعندما ينفخ الله نسمة حياة روحية في الكائن يصبح نفسًا مصلية. "</w:t>
-      </w:r>
-      <w:r>
-        <w:rPr>
-          <w:rtl/>
-          <w:lang w:bidi="ar-SA"/>
-        </w:rPr>
-        <w:t>هُوَذَا يُصَلِّ</w:t>
-      </w:r>
-      <w:r>
-        <w:rPr>
-          <w:rFonts w:hint="cs"/>
-          <w:rtl/>
-          <w:lang w:bidi="ar-SA"/>
-        </w:rPr>
-        <w:t xml:space="preserve">" قال الله لحنانيا عن بولس (أعمال الرسل 9: 11). الصلاة بالنسبة للخليقة الجديدة هي الصرخة في الخليقة الطبيعية. الطفل غير مجبر أن يتعلم بأن يصرخ فهو يخرج صارخًا إلى العالم. هكذا الصلاة أيضًا لا نتعلمها بالعوائد والقواعد، وإنما </w:t>
-      </w:r>
-      <w:r>
-        <w:rPr>
-          <w:rFonts w:hint="cs"/>
-          <w:rtl/>
-          <w:lang w:bidi="ar-SA"/>
-        </w:rPr>
-        <w:t>هي</w:t>
-      </w:r>
-      <w:r>
-        <w:rPr>
-          <w:rFonts w:hint="cs"/>
-          <w:rtl/>
-          <w:lang w:bidi="ar-SA"/>
-        </w:rPr>
-        <w:t xml:space="preserve"> فيض الحياة الجديدة.</w:t>
+        </w:rPr>
+        <w:t>صلِّ باستقامة قلب! "</w:t>
+      </w:r>
+      <w:r>
+        <w:rPr>
+          <w:rtl/>
+        </w:rPr>
+        <w:t>إِنْ رَاعَيْتُ إِثْمًا فِي قَلْبِي لاَ يَسْتَمِعُ لِيَ الرَّبُّ.</w:t>
+      </w:r>
+      <w:r>
+        <w:rPr>
+          <w:rFonts w:hint="cs"/>
+          <w:rtl/>
+        </w:rPr>
+        <w:t xml:space="preserve">" (مزمور 66: 18). عندما يرفض الله بأن يستمع فيمكننا أن نكون متأكدين بأن الروح أيضًا يرفض عونه، لأن الله لا يصدّ أية صلاة البتة قامت بروحه. هل تنجست بخطية عن وعي؟ فلا تعتقد أن الله سيعينك في الصلاة قبل أن يعينك بأن تتوب. هو سيأخذك أولاً إلى المرحضة ومن ثم </w:t>
+      </w:r>
+      <w:proofErr w:type="spellStart"/>
+      <w:r>
+        <w:rPr>
+          <w:rFonts w:hint="cs"/>
+          <w:rtl/>
+        </w:rPr>
+        <w:t>سيصطحبك</w:t>
+      </w:r>
+      <w:proofErr w:type="spellEnd"/>
+      <w:r>
+        <w:rPr>
+          <w:rFonts w:hint="cs"/>
+          <w:rtl/>
+        </w:rPr>
+        <w:t xml:space="preserve"> إلى المذبح.</w:t>
+      </w:r>
+    </w:p>
+    <w:p>
+      <w:r>
+        <w:rPr>
+          <w:rFonts w:hint="cs"/>
+          <w:rtl/>
+        </w:rPr>
+        <w:t xml:space="preserve">احترس من أن تصلي بتحفّظ. تخلّص من الشيء الذي سيحررك الله منه. ... كل مَن لا يرغب بأن يتطهر من قذارة الخطية، سيصلي عبثًا بأن يتحرر من ذنبه. إن أحببنا عمل الخطية فلا بد وأن نقبل أجرتها أيضًا. القلب </w:t>
+      </w:r>
+      <w:r>
+        <w:rPr>
+          <w:rFonts w:hint="cs"/>
+          <w:rtl/>
+        </w:rPr>
+        <w:t>المخدوع</w:t>
+      </w:r>
+      <w:r>
+        <w:rPr>
+          <w:rFonts w:hint="cs"/>
+          <w:rtl/>
+        </w:rPr>
+        <w:t xml:space="preserve"> قد يتمنى بأن تُستر خطيته، لكن القلب الصادق يرغب بأن يتطهر منها. داود طلب قلبًا نقيًا </w:t>
+      </w:r>
+      <w:r>
+        <w:rPr>
+          <w:rFonts w:hint="cs"/>
+          <w:rtl/>
+        </w:rPr>
+        <w:t>وضميرًا هادئًا (مسالمًا): "</w:t>
+      </w:r>
+      <w:r>
+        <w:rPr>
+          <w:rtl/>
+        </w:rPr>
+        <w:t xml:space="preserve"> وَامْحُ كُلَّ آثامِي.  10قَلْبًا نَقِيًّا اخْلُقْ فِيَّ يَا اَللهُ،</w:t>
+      </w:r>
+      <w:r>
+        <w:rPr>
+          <w:rFonts w:hint="cs"/>
+          <w:rtl/>
+        </w:rPr>
+        <w:t xml:space="preserve">" (مزمور 51: 9 </w:t>
+      </w:r>
+      <w:r>
+        <w:rPr>
+          <w:rtl/>
+        </w:rPr>
+        <w:t>–</w:t>
+      </w:r>
+      <w:r>
+        <w:rPr>
+          <w:rFonts w:hint="cs"/>
+          <w:rtl/>
+        </w:rPr>
+        <w:t xml:space="preserve"> 10). إن أكثر مكان فيه تخدعنا قلوبنا هو في صلواتنا. ولا في أي طلبات أكثر من الطلبات ضد شهواتنا. إن أقل ما نفكّر فيه هو على الأغلب أكثر ما نخطط لعمله ... ربما صلاة أحد المؤمنين تحيد عن مسارها لأنه لا زال في قلبه غيظ خفي على أخيه.</w:t>
       </w:r>
     </w:p>
     <w:sectPr>
@@ -131,7 +301,7 @@
 </file>
 
 <file path=word/styles.xml><?xml version="1.0" encoding="utf-8"?>
-<w:styles xmlns:mc="http://schemas.openxmlformats.org/markup-compatibility/2006" xmlns:r="http://schemas.openxmlformats.org/officeDocument/2006/relationships" xmlns:w="http://schemas.openxmlformats.org/wordprocessingml/2006/main" xmlns:w14="http://schemas.microsoft.com/office/word/2010/wordml" xmlns:w15="http://schemas.microsoft.com/office/word/2012/wordml" xmlns:w16cex="http://schemas.microsoft.com/office/word/2018/wordml/cex" xmlns:w16cid="http://schemas.microsoft.com/office/word/2016/wordml/cid" xmlns:w16="http://schemas.microsoft.com/office/word/2018/wordml" xmlns:w16du="http://schemas.microsoft.com/office/word/2023/wordml/word16du" xmlns:w16sdtdh="http://schemas.microsoft.com/office/word/2020/wordml/sdtdatahash" xmlns:w16se="http://schemas.microsoft.com/office/word/2015/wordml/symex" mc:Ignorable="w14 w15 w16se w16cid w16 w16cex w16sdtdh w16du">
+<w:styles xmlns:mc="http://schemas.openxmlformats.org/markup-compatibility/2006" xmlns:r="http://schemas.openxmlformats.org/officeDocument/2006/relationships" xmlns:w="http://schemas.openxmlformats.org/wordprocessingml/2006/main" xmlns:w14="http://schemas.microsoft.com/office/word/2010/wordml" xmlns:w15="http://schemas.microsoft.com/office/word/2012/wordml" xmlns:w16cex="http://schemas.microsoft.com/office/word/2018/wordml/cex" xmlns:w16cid="http://schemas.microsoft.com/office/word/2016/wordml/cid" xmlns:w16="http://schemas.microsoft.com/office/word/2018/wordml" xmlns:w16sdtdh="http://schemas.microsoft.com/office/word/2020/wordml/sdtdatahash" xmlns:w16se="http://schemas.microsoft.com/office/word/2015/wordml/symex" mc:Ignorable="w14 w15 w16se w16cid w16 w16cex w16sdtdh">
   <w:docDefaults>
     <w:rPrDefault>
       <w:rPr>
@@ -533,7 +703,6 @@
     <w:name w:val="Normal"/>
     <w:qFormat/>
     <w:rPr>
-      <w:noProof/>
       <w:lang w:bidi="ar-EG"/>
     </w:rPr>
   </w:style>
@@ -569,7 +738,7 @@
     <w:basedOn w:val="DefaultParagraphFont"/>
     <w:uiPriority w:val="99"/>
     <w:unhideWhenUsed/>
-    <w:rsid w:val="00056FFF"/>
+    <w:rsid w:val="00037142"/>
     <w:rPr>
       <w:color w:val="0563C1" w:themeColor="hyperlink"/>
       <w:u w:val="single"/>
@@ -581,10 +750,22 @@
     <w:uiPriority w:val="99"/>
     <w:semiHidden/>
     <w:unhideWhenUsed/>
-    <w:rsid w:val="00056FFF"/>
+    <w:rsid w:val="00037142"/>
     <w:rPr>
       <w:color w:val="605E5C"/>
       <w:shd w:val="clear" w:color="auto" w:fill="E1DFDD"/>
+    </w:rPr>
+  </w:style>
+  <w:style w:type="character" w:styleId="FollowedHyperlink">
+    <w:name w:val="FollowedHyperlink"/>
+    <w:basedOn w:val="DefaultParagraphFont"/>
+    <w:uiPriority w:val="99"/>
+    <w:semiHidden/>
+    <w:unhideWhenUsed/>
+    <w:rsid w:val="00B77956"/>
+    <w:rPr>
+      <w:color w:val="954F72" w:themeColor="followedHyperlink"/>
+      <w:u w:val="single"/>
     </w:rPr>
   </w:style>
 </w:styles>

--- a/docs/downloads/william-gurnall/تم/doc_0529.docx
+++ b/docs/downloads/william-gurnall/تم/doc_0529.docx
@@ -1,6 +1,6 @@
 
 <file path=word/document.xml><?xml version="1.0" encoding="utf-8"?>
-<w:document xmlns:wpc="http://schemas.microsoft.com/office/word/2010/wordprocessingCanvas" xmlns:cx="http://schemas.microsoft.com/office/drawing/2014/chartex" xmlns:cx1="http://schemas.microsoft.com/office/drawing/2015/9/8/chartex" xmlns:cx2="http://schemas.microsoft.com/office/drawing/2015/10/21/chartex" xmlns:cx3="http://schemas.microsoft.com/office/drawing/2016/5/9/chartex" xmlns:cx4="http://schemas.microsoft.com/office/drawing/2016/5/10/chartex" xmlns:cx5="http://schemas.microsoft.com/office/drawing/2016/5/11/chartex" xmlns:cx6="http://schemas.microsoft.com/office/drawing/2016/5/12/chartex" xmlns:cx7="http://schemas.microsoft.com/office/drawing/2016/5/13/chartex" xmlns:cx8="http://schemas.microsoft.com/office/drawing/2016/5/14/chartex" xmlns:mc="http://schemas.openxmlformats.org/markup-compatibility/2006" xmlns:aink="http://schemas.microsoft.com/office/drawing/2016/ink" xmlns:am3d="http://schemas.microsoft.com/office/drawing/2017/model3d" xmlns:o="urn:schemas-microsoft-com:office:office" xmlns:oel="http://schemas.microsoft.com/office/2019/extlst" xmlns:r="http://schemas.openxmlformats.org/officeDocument/2006/relationships" xmlns:m="http://schemas.openxmlformats.org/officeDocument/2006/math" xmlns:v="urn:schemas-microsoft-com:vml" xmlns:wp14="http://schemas.microsoft.com/office/word/2010/wordprocessingDrawing" xmlns:wp="http://schemas.openxmlformats.org/drawingml/2006/wordprocessingDrawing" xmlns:w10="urn:schemas-microsoft-com:office:word" xmlns:w="http://schemas.openxmlformats.org/wordprocessingml/2006/main" xmlns:w14="http://schemas.microsoft.com/office/word/2010/wordml" xmlns:w15="http://schemas.microsoft.com/office/word/2012/wordml" xmlns:w16cex="http://schemas.microsoft.com/office/word/2018/wordml/cex" xmlns:w16cid="http://schemas.microsoft.com/office/word/2016/wordml/cid" xmlns:w16="http://schemas.microsoft.com/office/word/2018/wordml" xmlns:w16sdtdh="http://schemas.microsoft.com/office/word/2020/wordml/sdtdatahash" xmlns:w16se="http://schemas.microsoft.com/office/word/2015/wordml/symex" xmlns:wpg="http://schemas.microsoft.com/office/word/2010/wordprocessingGroup" xmlns:wpi="http://schemas.microsoft.com/office/word/2010/wordprocessingInk" xmlns:wne="http://schemas.microsoft.com/office/word/2006/wordml" xmlns:wps="http://schemas.microsoft.com/office/word/2010/wordprocessingShape" mc:Ignorable="w14 w15 w16se w16cid w16 w16cex w16sdtdh wp14">
+<w:document xmlns:wpc="http://schemas.microsoft.com/office/word/2010/wordprocessingCanvas" xmlns:cx="http://schemas.microsoft.com/office/drawing/2014/chartex" xmlns:cx1="http://schemas.microsoft.com/office/drawing/2015/9/8/chartex" xmlns:cx2="http://schemas.microsoft.com/office/drawing/2015/10/21/chartex" xmlns:cx3="http://schemas.microsoft.com/office/drawing/2016/5/9/chartex" xmlns:cx4="http://schemas.microsoft.com/office/drawing/2016/5/10/chartex" xmlns:cx5="http://schemas.microsoft.com/office/drawing/2016/5/11/chartex" xmlns:cx6="http://schemas.microsoft.com/office/drawing/2016/5/12/chartex" xmlns:cx7="http://schemas.microsoft.com/office/drawing/2016/5/13/chartex" xmlns:cx8="http://schemas.microsoft.com/office/drawing/2016/5/14/chartex" xmlns:mc="http://schemas.openxmlformats.org/markup-compatibility/2006" xmlns:aink="http://schemas.microsoft.com/office/drawing/2016/ink" xmlns:am3d="http://schemas.microsoft.com/office/drawing/2017/model3d" xmlns:o="urn:schemas-microsoft-com:office:office" xmlns:oel="http://schemas.microsoft.com/office/2019/extlst" xmlns:r="http://schemas.openxmlformats.org/officeDocument/2006/relationships" xmlns:m="http://schemas.openxmlformats.org/officeDocument/2006/math" xmlns:v="urn:schemas-microsoft-com:vml" xmlns:wp14="http://schemas.microsoft.com/office/word/2010/wordprocessingDrawing" xmlns:wp="http://schemas.openxmlformats.org/drawingml/2006/wordprocessingDrawing" xmlns:w10="urn:schemas-microsoft-com:office:word" xmlns:w="http://schemas.openxmlformats.org/wordprocessingml/2006/main" xmlns:w14="http://schemas.microsoft.com/office/word/2010/wordml" xmlns:w15="http://schemas.microsoft.com/office/word/2012/wordml" xmlns:w16cex="http://schemas.microsoft.com/office/word/2018/wordml/cex" xmlns:w16cid="http://schemas.microsoft.com/office/word/2016/wordml/cid" xmlns:w16="http://schemas.microsoft.com/office/word/2018/wordml" xmlns:w16du="http://schemas.microsoft.com/office/word/2023/wordml/word16du" xmlns:w16sdtdh="http://schemas.microsoft.com/office/word/2020/wordml/sdtdatahash" xmlns:w16se="http://schemas.microsoft.com/office/word/2015/wordml/symex" xmlns:wpg="http://schemas.microsoft.com/office/word/2010/wordprocessingGroup" xmlns:wpi="http://schemas.microsoft.com/office/word/2010/wordprocessingInk" xmlns:wne="http://schemas.microsoft.com/office/word/2006/wordml" xmlns:wps="http://schemas.microsoft.com/office/word/2010/wordprocessingShape" mc:Ignorable="w14 w15 w16se w16cid w16 w16cex w16sdtdh w16du wp14">
   <w:body>
     <w:p>
       <w:pPr>
@@ -8,55 +8,23 @@
           <w:rtl/>
         </w:rPr>
       </w:pPr>
-      <w:r>
-        <w:fldChar w:fldCharType="begin"/>
-      </w:r>
-      <w:r>
-        <w:instrText>HYPERLINK "https://www.bibelstudium.de/articles/1504/gebet-wie-beten-wir-1.html"</w:instrText>
-      </w:r>
-      <w:r>
-        <w:fldChar w:fldCharType="separate"/>
-      </w:r>
-      <w:r>
-        <w:rPr>
-          <w:rStyle w:val="Hyperlink"/>
-          <w:rtl/>
-        </w:rPr>
-        <w:t>الصلاة - ك</w:t>
-      </w:r>
-      <w:r>
-        <w:rPr>
-          <w:rStyle w:val="Hyperlink"/>
-          <w:rtl/>
-        </w:rPr>
-        <w:t>ي</w:t>
-      </w:r>
-      <w:r>
-        <w:rPr>
-          <w:rStyle w:val="Hyperlink"/>
-          <w:rtl/>
-        </w:rPr>
-        <w:t>ف نصلي</w:t>
-      </w:r>
-      <w:r>
-        <w:rPr>
-          <w:rStyle w:val="Hyperlink"/>
-        </w:rPr>
-        <w:fldChar w:fldCharType="end"/>
-      </w:r>
+      <w:hyperlink r:id="rId4" w:history="1">
+        <w:r>
+          <w:rPr>
+            <w:rStyle w:val="Hyperlink"/>
+            <w:rtl/>
+          </w:rPr>
+          <w:t>الصلاة - صلوات مستجابة</w:t>
+        </w:r>
+      </w:hyperlink>
     </w:p>
     <w:p>
       <w:pPr>
         <w:bidi w:val="0"/>
       </w:pPr>
       <w:r>
-        <w:t xml:space="preserve">William </w:t>
-      </w:r>
-      <w:proofErr w:type="spellStart"/>
-      <w:r>
-        <w:t>Gurnall</w:t>
-      </w:r>
-      <w:proofErr w:type="spellEnd"/>
+        <w:t>William Gurnall</w:t>
+      </w:r>
     </w:p>
     <w:p>
       <w:pPr>
@@ -69,225 +37,64 @@
           <w:rFonts w:hint="cs"/>
           <w:rtl/>
         </w:rPr>
-        <w:t>صلِّ بصدق! الصلاة هي عمل فيه أمرنا مباشرة مع الله العظيم الذي نقترب إليه في الصلاة. إنه واجب مقدس جدًا أكثر مما يمكن أن نقوم به في نعاس وبعيون ناعسة وقلوب تميل للنوم. والله ندّد بذلك قائلاً: "</w:t>
-      </w:r>
-      <w:r>
-        <w:rPr>
-          <w:rFonts w:ascii="Arial" w:hAnsi="Arial" w:cs="Arial" w:hint="cs"/>
-          <w:rtl/>
-        </w:rPr>
-        <w:t>​</w:t>
-      </w:r>
-      <w:r>
-        <w:rPr>
-          <w:rFonts w:hint="cs"/>
-          <w:rtl/>
-        </w:rPr>
-        <w:t>وَلَيْسَ</w:t>
-      </w:r>
-      <w:r>
-        <w:rPr>
-          <w:rtl/>
-        </w:rPr>
-        <w:t xml:space="preserve"> </w:t>
-      </w:r>
-      <w:r>
-        <w:rPr>
-          <w:rFonts w:hint="cs"/>
-          <w:rtl/>
-        </w:rPr>
-        <w:t>مَنْ</w:t>
-      </w:r>
-      <w:r>
-        <w:rPr>
-          <w:rtl/>
-        </w:rPr>
-        <w:t xml:space="preserve"> </w:t>
-      </w:r>
-      <w:r>
-        <w:rPr>
-          <w:rFonts w:hint="cs"/>
-          <w:rtl/>
-        </w:rPr>
-        <w:t>يَدْعُو</w:t>
-      </w:r>
-      <w:r>
-        <w:rPr>
-          <w:rtl/>
-        </w:rPr>
-        <w:t xml:space="preserve"> </w:t>
-      </w:r>
-      <w:r>
-        <w:rPr>
-          <w:rFonts w:hint="cs"/>
-          <w:rtl/>
-        </w:rPr>
-        <w:t>بِاسْمِكَ</w:t>
-      </w:r>
-      <w:r>
-        <w:rPr>
-          <w:rtl/>
-        </w:rPr>
-        <w:t xml:space="preserve"> </w:t>
-      </w:r>
-      <w:r>
-        <w:rPr>
-          <w:rFonts w:hint="cs"/>
-          <w:rtl/>
-        </w:rPr>
-        <w:t>أَوْ</w:t>
-      </w:r>
-      <w:r>
-        <w:rPr>
-          <w:rtl/>
-        </w:rPr>
-        <w:t xml:space="preserve"> </w:t>
-      </w:r>
-      <w:r>
-        <w:rPr>
-          <w:rFonts w:hint="cs"/>
-          <w:rtl/>
-        </w:rPr>
-        <w:t>يَنْتَبِهُ</w:t>
-      </w:r>
-      <w:r>
-        <w:rPr>
-          <w:rtl/>
-        </w:rPr>
-        <w:t xml:space="preserve"> </w:t>
-      </w:r>
-      <w:r>
-        <w:rPr>
-          <w:rFonts w:hint="cs"/>
-          <w:rtl/>
-        </w:rPr>
-        <w:t>لِيَتَمَسَّكَ</w:t>
-      </w:r>
-      <w:r>
-        <w:rPr>
-          <w:rtl/>
-        </w:rPr>
-        <w:t xml:space="preserve"> </w:t>
-      </w:r>
-      <w:r>
-        <w:rPr>
-          <w:rFonts w:hint="cs"/>
-          <w:rtl/>
-        </w:rPr>
-        <w:t>بِكَ،</w:t>
-      </w:r>
-      <w:r>
-        <w:rPr>
-          <w:rFonts w:hint="cs"/>
-          <w:rtl/>
-        </w:rPr>
-        <w:t xml:space="preserve">" (إشعياء 64: 7). هو لا يقيّمها كصلاة إن لم ينهض القلب وكان متيقظًا. إن تصرفنا في الصلاة له تأثير شامل على كل حياتنا. كيفما يكون الإنسان في الصلاة هكذا هو في أي مكان آخر. إن كان غير مبالٍ في الصلاة، فهو أيضًا كذلك في الاستماع ومتهاون في سلوكه. الصلاة هي القناة التي يجري فيها نهر النعمة الإلهية، البركة والعزاء من الله إلى القلب. سدّ القناة والنهر لن يعود </w:t>
-      </w:r>
-      <w:r>
-        <w:rPr>
-          <w:rFonts w:hint="cs"/>
-          <w:rtl/>
-        </w:rPr>
-        <w:t>يجري ثانية.</w:t>
+        <w:t>لقد التزم الله بأن يستجيب لصلوات شعبه وبأن يعمل ما يحتاجه أتقياؤه (مزامير 145: 19). ولكنه يظهر بأنه طريق طويل إلى أن يحصل المؤمن المصلّي نصيبه. كثيرًا ما يتوسط ذلك شتاء قاسٍ ما بين زرع الصلاة والحصاد. صحيح أنه يسمعنا حالما أن نتقدم في الصلاة، لكننا كثيرًا ما لا نسمع منه سريعًا. الصلوات رحلتها إلى السماء ليست طويلة، أما استجابة السماء فهي كذلك. ولكن ولا أية صلاة بإيمان تضيع بلا استجابة. بعض الصلوات رحلتها أطول من غيرها، ولكنها أخيرًا تعود محمّلة ببركات غنية.</w:t>
       </w:r>
     </w:p>
     <w:p>
-      <w:pPr>
-        <w:rPr>
-          <w:rtl/>
-        </w:rPr>
-      </w:pPr>
       <w:r>
         <w:rPr>
           <w:rFonts w:hint="cs"/>
           <w:rtl/>
         </w:rPr>
-        <w:t>صلِّ باستقامة قلب! "</w:t>
-      </w:r>
-      <w:r>
-        <w:rPr>
-          <w:rtl/>
-        </w:rPr>
-        <w:t>إِنْ رَاعَيْتُ إِثْمًا فِي قَلْبِي لاَ يَسْتَمِعُ لِيَ الرَّبُّ.</w:t>
+        <w:t>أحي</w:t>
       </w:r>
       <w:r>
         <w:rPr>
           <w:rFonts w:hint="cs"/>
           <w:rtl/>
         </w:rPr>
-        <w:t xml:space="preserve">" (مزمور 66: 18). عندما يرفض الله بأن يستمع فيمكننا أن نكون متأكدين بأن الروح أيضًا يرفض عونه، لأن الله لا يصدّ أية صلاة البتة قامت بروحه. هل تنجست بخطية عن وعي؟ فلا تعتقد أن الله سيعينك في الصلاة قبل أن يعينك بأن تتوب. هو سيأخذك أولاً إلى المرحضة ومن ثم </w:t>
-      </w:r>
-      <w:proofErr w:type="spellStart"/>
+        <w:t>ا</w:t>
+      </w:r>
       <w:r>
         <w:rPr>
           <w:rFonts w:hint="cs"/>
           <w:rtl/>
         </w:rPr>
-        <w:t>سيصطحبك</w:t>
-      </w:r>
-      <w:proofErr w:type="spellEnd"/>
+        <w:t>نًا أيضًا نحن نحصل على استجابة سريعة: "</w:t>
+      </w:r>
+      <w:r>
+        <w:rPr>
+          <w:rtl/>
+        </w:rPr>
+        <w:t xml:space="preserve"> فِي يَوْمَ دَعَوْتُكَ أَجَبْتَنِي.</w:t>
+      </w:r>
       <w:r>
         <w:rPr>
           <w:rFonts w:hint="cs"/>
           <w:rtl/>
         </w:rPr>
-        <w:t xml:space="preserve"> إلى المذبح.</w:t>
-      </w:r>
-    </w:p>
-    <w:p>
+        <w:t>" (مزمور 138: 3). بينما كانت الكنيسة واقفة على باب الله تصلي من أجل إطلاق سراح بطرس</w:t>
+      </w:r>
       <w:r>
         <w:rPr>
           <w:rFonts w:hint="cs"/>
           <w:rtl/>
         </w:rPr>
-        <w:t xml:space="preserve">احترس من أن تصلي بتحفّظ. تخلّص من الشيء الذي سيحررك الله منه. ... كل مَن لا يرغب بأن يتطهر من قذارة الخطية، سيصلي عبثًا بأن يتحرر من ذنبه. إن أحببنا عمل الخطية فلا بد وأن نقبل أجرتها أيضًا. القلب </w:t>
+        <w:t xml:space="preserve">، كان بطرس عندها على الباب </w:t>
       </w:r>
       <w:r>
         <w:rPr>
           <w:rFonts w:hint="cs"/>
           <w:rtl/>
         </w:rPr>
-        <w:t>المخدوع</w:t>
+        <w:t>يقول</w:t>
       </w:r>
       <w:r>
         <w:rPr>
           <w:rFonts w:hint="cs"/>
           <w:rtl/>
         </w:rPr>
-        <w:t xml:space="preserve"> قد يتمنى بأن تُستر خطيته، لكن القلب الصادق يرغب بأن يتطهر منها. داود طلب قلبًا نقيًا </w:t>
-      </w:r>
-      <w:r>
-        <w:rPr>
-          <w:rFonts w:hint="cs"/>
-          <w:rtl/>
-        </w:rPr>
-        <w:t>وضميرًا هادئًا (مسالمًا): "</w:t>
-      </w:r>
-      <w:r>
-        <w:rPr>
-          <w:rtl/>
-        </w:rPr>
-        <w:t xml:space="preserve"> وَامْحُ كُلَّ آثامِي.  10قَلْبًا نَقِيًّا اخْلُقْ فِيَّ يَا اَللهُ،</w:t>
-      </w:r>
-      <w:r>
-        <w:rPr>
-          <w:rFonts w:hint="cs"/>
-          <w:rtl/>
-        </w:rPr>
-        <w:t xml:space="preserve">" (مزمور 51: 9 </w:t>
-      </w:r>
-      <w:r>
-        <w:rPr>
-          <w:rtl/>
-        </w:rPr>
-        <w:t>–</w:t>
-      </w:r>
-      <w:r>
-        <w:rPr>
-          <w:rFonts w:hint="cs"/>
-          <w:rtl/>
-        </w:rPr>
-        <w:t xml:space="preserve"> 10). إن أكثر مكان فيه تخدعنا قلوبنا هو في صلواتنا. ولا في أي طلبات أكثر من الطلبات ضد شهواتنا. إن أقل ما نفكّر فيه هو على الأغلب أكثر ما نخطط لعمله ... ربما صلاة أحد المؤمنين تحيد عن مسارها لأنه لا زال في قلبه غيظ خفي على أخيه.</w:t>
+        <w:t xml:space="preserve"> لهم بأن صلاتهم استجيبت.</w:t>
       </w:r>
     </w:p>
     <w:sectPr>
@@ -301,7 +108,7 @@
 </file>
 
 <file path=word/styles.xml><?xml version="1.0" encoding="utf-8"?>
-<w:styles xmlns:mc="http://schemas.openxmlformats.org/markup-compatibility/2006" xmlns:r="http://schemas.openxmlformats.org/officeDocument/2006/relationships" xmlns:w="http://schemas.openxmlformats.org/wordprocessingml/2006/main" xmlns:w14="http://schemas.microsoft.com/office/word/2010/wordml" xmlns:w15="http://schemas.microsoft.com/office/word/2012/wordml" xmlns:w16cex="http://schemas.microsoft.com/office/word/2018/wordml/cex" xmlns:w16cid="http://schemas.microsoft.com/office/word/2016/wordml/cid" xmlns:w16="http://schemas.microsoft.com/office/word/2018/wordml" xmlns:w16sdtdh="http://schemas.microsoft.com/office/word/2020/wordml/sdtdatahash" xmlns:w16se="http://schemas.microsoft.com/office/word/2015/wordml/symex" mc:Ignorable="w14 w15 w16se w16cid w16 w16cex w16sdtdh">
+<w:styles xmlns:mc="http://schemas.openxmlformats.org/markup-compatibility/2006" xmlns:r="http://schemas.openxmlformats.org/officeDocument/2006/relationships" xmlns:w="http://schemas.openxmlformats.org/wordprocessingml/2006/main" xmlns:w14="http://schemas.microsoft.com/office/word/2010/wordml" xmlns:w15="http://schemas.microsoft.com/office/word/2012/wordml" xmlns:w16cex="http://schemas.microsoft.com/office/word/2018/wordml/cex" xmlns:w16cid="http://schemas.microsoft.com/office/word/2016/wordml/cid" xmlns:w16="http://schemas.microsoft.com/office/word/2018/wordml" xmlns:w16du="http://schemas.microsoft.com/office/word/2023/wordml/word16du" xmlns:w16sdtdh="http://schemas.microsoft.com/office/word/2020/wordml/sdtdatahash" xmlns:w16se="http://schemas.microsoft.com/office/word/2015/wordml/symex" mc:Ignorable="w14 w15 w16se w16cid w16 w16cex w16sdtdh w16du">
   <w:docDefaults>
     <w:rPrDefault>
       <w:rPr>
@@ -703,6 +510,7 @@
     <w:name w:val="Normal"/>
     <w:qFormat/>
     <w:rPr>
+      <w:noProof/>
       <w:lang w:bidi="ar-EG"/>
     </w:rPr>
   </w:style>
@@ -738,7 +546,7 @@
     <w:basedOn w:val="DefaultParagraphFont"/>
     <w:uiPriority w:val="99"/>
     <w:unhideWhenUsed/>
-    <w:rsid w:val="00037142"/>
+    <w:rsid w:val="00A00349"/>
     <w:rPr>
       <w:color w:val="0563C1" w:themeColor="hyperlink"/>
       <w:u w:val="single"/>
@@ -750,22 +558,10 @@
     <w:uiPriority w:val="99"/>
     <w:semiHidden/>
     <w:unhideWhenUsed/>
-    <w:rsid w:val="00037142"/>
+    <w:rsid w:val="00A00349"/>
     <w:rPr>
       <w:color w:val="605E5C"/>
       <w:shd w:val="clear" w:color="auto" w:fill="E1DFDD"/>
-    </w:rPr>
-  </w:style>
-  <w:style w:type="character" w:styleId="FollowedHyperlink">
-    <w:name w:val="FollowedHyperlink"/>
-    <w:basedOn w:val="DefaultParagraphFont"/>
-    <w:uiPriority w:val="99"/>
-    <w:semiHidden/>
-    <w:unhideWhenUsed/>
-    <w:rsid w:val="00B77956"/>
-    <w:rPr>
-      <w:color w:val="954F72" w:themeColor="followedHyperlink"/>
-      <w:u w:val="single"/>
     </w:rPr>
   </w:style>
 </w:styles>
